--- a/static/bio.docx
+++ b/static/bio.docx
@@ -484,14 +484,7 @@
           <w:rFonts w:hint="eastAsia"/>
           <w:lang w:eastAsia="zh-TW"/>
         </w:rPr>
-        <w:t xml:space="preserve">He is the </w:t>
-      </w:r>
-      <w:r>
-        <w:rPr>
-          <w:rFonts w:hint="eastAsia"/>
-          <w:lang w:eastAsia="zh-TW"/>
-        </w:rPr>
-        <w:t>research director</w:t>
+        <w:t>He is the research director</w:t>
       </w:r>
       <w:r>
         <w:t xml:space="preserve"> of local policy research think tank </w:t>
@@ -501,24 +494,8 @@
           <w:rFonts w:hint="eastAsia"/>
           <w:lang w:eastAsia="zh-TW"/>
         </w:rPr>
-        <w:t>Hon</w:t>
-      </w:r>
-      <w:r>
-        <w:rPr>
-          <w:rFonts w:hint="eastAsia"/>
-          <w:lang w:eastAsia="zh-TW"/>
-        </w:rPr>
-        <w:t xml:space="preserve">g Kong Future Economy </w:t>
-      </w:r>
-      <w:proofErr w:type="spellStart"/>
-      <w:r>
-        <w:rPr>
-          <w:rFonts w:hint="eastAsia"/>
-          <w:lang w:eastAsia="zh-TW"/>
-        </w:rPr>
-        <w:t xml:space="preserve">Institute. </w:t>
-      </w:r>
-      <w:proofErr w:type="spellEnd"/>
+        <w:t xml:space="preserve">Hong Kong Future Economy Institute. </w:t>
+      </w:r>
       <w:r>
         <w:t xml:space="preserve">He is </w:t>
       </w:r>
@@ -705,7 +682,25 @@
           <w:lang w:eastAsia="zh-TW"/>
           <w14:ligatures w14:val="none"/>
         </w:rPr>
-        <w:t>）現任香港大學管理及管理及商業策略系助理教授，並同時受聘於經濟系。他於</w:t>
+        <w:t>）現任香港大學</w:t>
+      </w:r>
+      <w:r>
+        <w:rPr>
+          <w:rFonts w:ascii="PingFang TC" w:eastAsia="PingFang TC" w:hAnsi="PingFang TC" w:cs="PingFang TC" w:hint="eastAsia"/>
+          <w:kern w:val="0"/>
+          <w:lang w:eastAsia="zh-TW"/>
+          <w14:ligatures w14:val="none"/>
+        </w:rPr>
+        <w:t>經管學院</w:t>
+      </w:r>
+      <w:r>
+        <w:rPr>
+          <w:rFonts w:ascii="PingFang TC" w:eastAsia="PingFang TC" w:hAnsi="PingFang TC" w:cs="PingFang TC" w:hint="eastAsia"/>
+          <w:kern w:val="0"/>
+          <w:lang w:eastAsia="zh-TW"/>
+          <w14:ligatures w14:val="none"/>
+        </w:rPr>
+        <w:t>助理教授。他於</w:t>
       </w:r>
       <w:r>
         <w:rPr>

--- a/static/bio.docx
+++ b/static/bio.docx
@@ -507,7 +507,7 @@
         <w:t xml:space="preserve">also </w:t>
       </w:r>
       <w:r>
-        <w:t xml:space="preserve">a Fellow of the </w:t>
+        <w:t xml:space="preserve">an invited researcher at the Abdul Latif Jameel Poverty Action Lab (J-PAL), a Fellow of the </w:t>
       </w:r>
       <w:r>
         <w:rPr>
@@ -1010,7 +1010,7 @@
           <w:lang w:eastAsia="zh-TW"/>
           <w14:ligatures w14:val="none"/>
         </w:rPr>
-        <w:t>身兼多重身份：香港大學當代中國與世界研究中心研究員、</w:t>
+        <w:t>身兼多重身份：賈米爾貧困行動實驗室（J-PAL）特邀研究員、香港大學當代中國與世界研究中心研究員、</w:t>
       </w:r>
       <w:r>
         <w:rPr>
